--- a/reports/lab3/eng_IoT_syst_lab3_tunik.docx
+++ b/reports/lab3/eng_IoT_syst_lab3_tunik.docx
@@ -426,7 +426,16 @@
         <w:spacing w:after="0"/>
       </w:pPr>
       <w:r>
-        <w:t>Додаємо необхідні імпорти:</w:t>
+        <w:t>Додаємо необхідн</w:t>
+      </w:r>
+      <w:r>
+        <w:rPr>
+          <w:lang w:val="uk-UA"/>
+        </w:rPr>
+        <w:t>ий</w:t>
+      </w:r>
+      <w:r>
+        <w:t xml:space="preserve"> імпорт:</w:t>
       </w:r>
     </w:p>
     <w:tbl>
@@ -470,6 +479,38 @@
                 <w:color w:val="A626A4"/>
                 <w:shd w:val="clear" w:color="auto" w:fill="FAFAFA"/>
               </w:rPr>
+              <w:t>from</w:t>
+            </w:r>
+            <w:r>
+              <w:rPr>
+                <w:rFonts w:ascii="Consolas" w:eastAsia="Consolas" w:hAnsi="Consolas" w:cs="Consolas"/>
+                <w:color w:val="383A42"/>
+                <w:shd w:val="clear" w:color="auto" w:fill="FAFAFA"/>
+              </w:rPr>
+              <w:t xml:space="preserve"> </w:t>
+            </w:r>
+            <w:r>
+              <w:rPr>
+                <w:rFonts w:ascii="Consolas" w:eastAsia="Consolas" w:hAnsi="Consolas" w:cs="Consolas"/>
+                <w:color w:val="383A42"/>
+                <w:shd w:val="clear" w:color="auto" w:fill="FAFAFA"/>
+              </w:rPr>
+              <w:t>counterfit_shims_grove.grove_led</w:t>
+            </w:r>
+            <w:r>
+              <w:rPr>
+                <w:rFonts w:ascii="Consolas" w:eastAsia="Consolas" w:hAnsi="Consolas" w:cs="Consolas"/>
+                <w:color w:val="383A42"/>
+                <w:shd w:val="clear" w:color="auto" w:fill="FAFAFA"/>
+              </w:rPr>
+              <w:t xml:space="preserve"> </w:t>
+            </w:r>
+            <w:r>
+              <w:rPr>
+                <w:rFonts w:ascii="Consolas" w:eastAsia="Consolas" w:hAnsi="Consolas" w:cs="Consolas"/>
+                <w:color w:val="A626A4"/>
+                <w:shd w:val="clear" w:color="auto" w:fill="FAFAFA"/>
+              </w:rPr>
               <w:t>import</w:t>
             </w:r>
             <w:r>
@@ -478,7 +519,7 @@
                 <w:color w:val="383A42"/>
                 <w:shd w:val="clear" w:color="auto" w:fill="FAFAFA"/>
               </w:rPr>
-              <w:t xml:space="preserve"> time</w:t>
+              <w:t xml:space="preserve"> </w:t>
             </w:r>
             <w:r>
               <w:rPr>
@@ -486,39 +527,7 @@
                 <w:color w:val="383A42"/>
                 <w:shd w:val="clear" w:color="auto" w:fill="FAFAFA"/>
               </w:rPr>
-              <w:br/>
-            </w:r>
-            <w:r>
-              <w:rPr>
-                <w:rFonts w:ascii="Consolas" w:eastAsia="Consolas" w:hAnsi="Consolas" w:cs="Consolas"/>
-                <w:color w:val="A626A4"/>
-                <w:shd w:val="clear" w:color="auto" w:fill="FAFAFA"/>
-              </w:rPr>
-              <w:t>from</w:t>
-            </w:r>
-            <w:r>
-              <w:rPr>
-                <w:rFonts w:ascii="Consolas" w:eastAsia="Consolas" w:hAnsi="Consolas" w:cs="Consolas"/>
-                <w:color w:val="383A42"/>
-                <w:shd w:val="clear" w:color="auto" w:fill="FAFAFA"/>
-              </w:rPr>
-              <w:t xml:space="preserve"> counterfit_shims_grove.grove_light_sensor_v1_2 </w:t>
-            </w:r>
-            <w:r>
-              <w:rPr>
-                <w:rFonts w:ascii="Consolas" w:eastAsia="Consolas" w:hAnsi="Consolas" w:cs="Consolas"/>
-                <w:color w:val="A626A4"/>
-                <w:shd w:val="clear" w:color="auto" w:fill="FAFAFA"/>
-              </w:rPr>
-              <w:t>import</w:t>
-            </w:r>
-            <w:r>
-              <w:rPr>
-                <w:rFonts w:ascii="Consolas" w:eastAsia="Consolas" w:hAnsi="Consolas" w:cs="Consolas"/>
-                <w:color w:val="383A42"/>
-                <w:shd w:val="clear" w:color="auto" w:fill="FAFAFA"/>
-              </w:rPr>
-              <w:t xml:space="preserve"> GroveLightSensor</w:t>
+              <w:t>GroveLed</w:t>
             </w:r>
           </w:p>
         </w:tc>
@@ -529,7 +538,16 @@
         <w:spacing w:after="0"/>
       </w:pPr>
       <w:r>
-        <w:t>Ініціалізуємо екземпляр класу для керування датчиком світла:</w:t>
+        <w:t xml:space="preserve">Ініціалізуємо екземпляр класу для керування </w:t>
+      </w:r>
+      <w:r>
+        <w:rPr>
+          <w:lang w:val="uk-UA"/>
+        </w:rPr>
+        <w:t>світлодіодом</w:t>
+      </w:r>
+      <w:r>
+        <w:t>:</w:t>
       </w:r>
     </w:p>
     <w:tbl>
@@ -573,7 +591,15 @@
                 <w:color w:val="383A42"/>
                 <w:shd w:val="clear" w:color="auto" w:fill="FAFAFA"/>
               </w:rPr>
-              <w:t>light_sensor = GroveLightSensor(</w:t>
+              <w:t>led = GroveLed</w:t>
+            </w:r>
+            <w:r>
+              <w:rPr>
+                <w:rFonts w:ascii="Consolas" w:eastAsia="Consolas" w:hAnsi="Consolas" w:cs="Consolas"/>
+                <w:color w:val="383A42"/>
+                <w:shd w:val="clear" w:color="auto" w:fill="FAFAFA"/>
+              </w:rPr>
+              <w:t>(</w:t>
             </w:r>
             <w:r>
               <w:rPr>
@@ -581,7 +607,16 @@
                 <w:color w:val="986801"/>
                 <w:shd w:val="clear" w:color="auto" w:fill="FAFAFA"/>
               </w:rPr>
-              <w:t>106</w:t>
+              <w:t>10</w:t>
+            </w:r>
+            <w:r>
+              <w:rPr>
+                <w:rFonts w:ascii="Consolas" w:eastAsia="Consolas" w:hAnsi="Consolas" w:cs="Consolas"/>
+                <w:color w:val="986801"/>
+                <w:shd w:val="clear" w:color="auto" w:fill="FAFAFA"/>
+                <w:lang w:val="uk-UA"/>
+              </w:rPr>
+              <w:t>7</w:t>
             </w:r>
             <w:r>
               <w:rPr>
@@ -600,7 +635,52 @@
         <w:spacing w:after="0"/>
       </w:pPr>
       <w:r>
-        <w:t>Додаємо цикл для постійного зчитування і виводу показань датчика. В кінці додаємо затримку для енергозбереження (та й тому що нам не потрібні надто часті показання):</w:t>
+        <w:rPr>
+          <w:lang w:val="uk-UA"/>
+        </w:rPr>
+        <w:t>В</w:t>
+      </w:r>
+      <w:r>
+        <w:t>середині циклу while перед time.sleep</w:t>
+      </w:r>
+      <w:r>
+        <w:rPr>
+          <w:lang w:val="uk-UA"/>
+        </w:rPr>
+        <w:t xml:space="preserve"> д</w:t>
+      </w:r>
+      <w:r>
+        <w:rPr>
+          <w:lang w:val="uk-UA"/>
+        </w:rPr>
+        <w:t>ода</w:t>
+      </w:r>
+      <w:r>
+        <w:rPr>
+          <w:lang w:val="uk-UA"/>
+        </w:rPr>
+        <w:t>ємо</w:t>
+      </w:r>
+      <w:r>
+        <w:rPr>
+          <w:lang w:val="uk-UA"/>
+        </w:rPr>
+        <w:t xml:space="preserve"> перевірку</w:t>
+      </w:r>
+      <w:r>
+        <w:t>, щоб перевірити рівень освітленості</w:t>
+      </w:r>
+      <w:r>
+        <w:rPr>
+          <w:lang w:val="uk-UA"/>
+        </w:rPr>
+        <w:t xml:space="preserve"> </w:t>
+      </w:r>
+      <w:r>
+        <w:t>та ввімкнути або вимкнути світлодіод</w:t>
+      </w:r>
+      <w:r>
+        <w:t>:</w:t>
       </w:r>
     </w:p>
     <w:tbl>
@@ -637,14 +717,21 @@
                 <w:between w:val="nil"/>
               </w:pBdr>
               <w:spacing w:after="0"/>
+              <w:rPr>
+                <w:rFonts w:ascii="Consolas" w:eastAsia="Consolas" w:hAnsi="Consolas" w:cs="Consolas"/>
+                <w:color w:val="383A42"/>
+                <w:shd w:val="clear" w:color="auto" w:fill="FAFAFA"/>
+                <w:lang w:val="en-US"/>
+              </w:rPr>
             </w:pPr>
             <w:r>
               <w:rPr>
                 <w:rFonts w:ascii="Consolas" w:eastAsia="Consolas" w:hAnsi="Consolas" w:cs="Consolas"/>
                 <w:color w:val="A626A4"/>
                 <w:shd w:val="clear" w:color="auto" w:fill="FAFAFA"/>
-              </w:rPr>
-              <w:t>while</w:t>
+                <w:lang w:val="en-US"/>
+              </w:rPr>
+              <w:t>if</w:t>
             </w:r>
             <w:r>
               <w:rPr>
@@ -657,10 +744,19 @@
             <w:r>
               <w:rPr>
                 <w:rFonts w:ascii="Consolas" w:eastAsia="Consolas" w:hAnsi="Consolas" w:cs="Consolas"/>
-                <w:color w:val="A626A4"/>
-                <w:shd w:val="clear" w:color="auto" w:fill="FAFAFA"/>
-              </w:rPr>
-              <w:t>True</w:t>
+                <w:color w:val="000000" w:themeColor="text1"/>
+                <w:shd w:val="clear" w:color="auto" w:fill="FAFAFA"/>
+              </w:rPr>
+              <w:t xml:space="preserve">light &lt; </w:t>
+            </w:r>
+            <w:r>
+              <w:rPr>
+                <w:rFonts w:ascii="Consolas" w:eastAsia="Consolas" w:hAnsi="Consolas" w:cs="Consolas"/>
+                <w:color w:val="986801"/>
+                <w:shd w:val="clear" w:color="auto" w:fill="FAFAFA"/>
+                <w:lang w:val="en-US"/>
+              </w:rPr>
+              <w:t>300</w:t>
             </w:r>
             <w:r>
               <w:rPr>
@@ -677,7 +773,7 @@
                 <w:shd w:val="clear" w:color="auto" w:fill="FAFAFA"/>
               </w:rPr>
               <w:br/>
-              <w:t xml:space="preserve">    light = light_sensor.light</w:t>
+              <w:t xml:space="preserve">    </w:t>
             </w:r>
             <w:r>
               <w:rPr>
@@ -685,169 +781,9 @@
                 <w:color w:val="383A42"/>
                 <w:shd w:val="clear" w:color="auto" w:fill="FAFAFA"/>
               </w:rPr>
-              <w:br/>
-              <w:t xml:space="preserve">    print(</w:t>
-            </w:r>
-            <w:r>
-              <w:rPr>
-                <w:rFonts w:ascii="Consolas" w:eastAsia="Consolas" w:hAnsi="Consolas" w:cs="Consolas"/>
-                <w:color w:val="50A14F"/>
-                <w:shd w:val="clear" w:color="auto" w:fill="FAFAFA"/>
-              </w:rPr>
-              <w:t>'Light level:'</w:t>
-            </w:r>
-            <w:r>
-              <w:rPr>
-                <w:rFonts w:ascii="Consolas" w:eastAsia="Consolas" w:hAnsi="Consolas" w:cs="Consolas"/>
-                <w:color w:val="383A42"/>
-                <w:shd w:val="clear" w:color="auto" w:fill="FAFAFA"/>
-              </w:rPr>
-              <w:t>, light)</w:t>
-            </w:r>
-            <w:r>
-              <w:rPr>
-                <w:rFonts w:ascii="Consolas" w:eastAsia="Consolas" w:hAnsi="Consolas" w:cs="Consolas"/>
-                <w:color w:val="383A42"/>
-                <w:shd w:val="clear" w:color="auto" w:fill="FAFAFA"/>
-              </w:rPr>
-              <w:br/>
-              <w:t xml:space="preserve">    time.sleep(</w:t>
-            </w:r>
-            <w:r>
-              <w:rPr>
-                <w:rFonts w:ascii="Consolas" w:eastAsia="Consolas" w:hAnsi="Consolas" w:cs="Consolas"/>
-                <w:color w:val="986801"/>
-                <w:shd w:val="clear" w:color="auto" w:fill="FAFAFA"/>
-              </w:rPr>
-              <w:t>1</w:t>
-            </w:r>
-            <w:r>
-              <w:rPr>
-                <w:rFonts w:ascii="Consolas" w:eastAsia="Consolas" w:hAnsi="Consolas" w:cs="Consolas"/>
-                <w:color w:val="383A42"/>
-                <w:shd w:val="clear" w:color="auto" w:fill="FAFAFA"/>
-              </w:rPr>
-              <w:t>)</w:t>
+              <w:t>led.on()</w:t>
             </w:r>
           </w:p>
-        </w:tc>
-      </w:tr>
-    </w:tbl>
-    <w:p>
-      <w:pPr>
-        <w:spacing w:after="0"/>
-      </w:pPr>
-      <w:r>
-        <w:t xml:space="preserve">Запускаємо </w:t>
-      </w:r>
-      <w:r>
-        <w:rPr>
-          <w:rFonts w:ascii="Consolas" w:eastAsia="Consolas" w:hAnsi="Consolas" w:cs="Consolas"/>
-          <w:color w:val="383A42"/>
-          <w:shd w:val="clear" w:color="auto" w:fill="FAFAFA"/>
-        </w:rPr>
-        <w:t>app.py</w:t>
-      </w:r>
-      <w:r>
-        <w:t>. Виводиться початкове значення - 0.</w:t>
-      </w:r>
-    </w:p>
-    <w:p>
-      <w:pPr>
-        <w:spacing w:after="0"/>
-      </w:pPr>
-    </w:p>
-    <w:p>
-      <w:pPr>
-        <w:pStyle w:val="Heading2"/>
-        <w:rPr>
-          <w:i w:val="0"/>
-        </w:rPr>
-      </w:pPr>
-      <w:bookmarkStart w:id="4" w:name="_6ej8dfukn30n" w:colFirst="0" w:colLast="0"/>
-      <w:bookmarkEnd w:id="4"/>
-      <w:r>
-        <w:t xml:space="preserve">Крок 3: </w:t>
-      </w:r>
-      <w:r>
-        <w:rPr>
-          <w:i w:val="0"/>
-        </w:rPr>
-        <w:t>Зміна зчитуваних показань</w:t>
-      </w:r>
-    </w:p>
-    <w:p>
-      <w:r>
-        <w:t>У програмі CounterFit можемо змінювати значення які зчитує датчик. Задати конкретне значення (</w:t>
-      </w:r>
-      <w:r>
-        <w:rPr>
-          <w:rFonts w:ascii="Consolas" w:eastAsia="Consolas" w:hAnsi="Consolas" w:cs="Consolas"/>
-          <w:color w:val="383A42"/>
-          <w:shd w:val="clear" w:color="auto" w:fill="FAFAFA"/>
-        </w:rPr>
-        <w:t>Value</w:t>
-      </w:r>
-      <w:r>
-        <w:t xml:space="preserve">) або рандомне значення в діапазоні (від </w:t>
-      </w:r>
-      <w:r>
-        <w:rPr>
-          <w:rFonts w:ascii="Consolas" w:eastAsia="Consolas" w:hAnsi="Consolas" w:cs="Consolas"/>
-          <w:color w:val="383A42"/>
-          <w:shd w:val="clear" w:color="auto" w:fill="FAFAFA"/>
-        </w:rPr>
-        <w:t xml:space="preserve">Min </w:t>
-      </w:r>
-      <w:r>
-        <w:t xml:space="preserve">до </w:t>
-      </w:r>
-      <w:r>
-        <w:rPr>
-          <w:rFonts w:ascii="Consolas" w:eastAsia="Consolas" w:hAnsi="Consolas" w:cs="Consolas"/>
-          <w:color w:val="383A42"/>
-          <w:shd w:val="clear" w:color="auto" w:fill="FAFAFA"/>
-        </w:rPr>
-        <w:t>Max</w:t>
-      </w:r>
-      <w:r>
-        <w:t xml:space="preserve">). Після змін треба натиснути </w:t>
-      </w:r>
-      <w:r>
-        <w:rPr>
-          <w:rFonts w:ascii="Consolas" w:eastAsia="Consolas" w:hAnsi="Consolas" w:cs="Consolas"/>
-          <w:color w:val="383A42"/>
-          <w:shd w:val="clear" w:color="auto" w:fill="FAFAFA"/>
-        </w:rPr>
-        <w:t>Set</w:t>
-      </w:r>
-      <w:r>
-        <w:t>. В консолі змінюється виводиме значення:</w:t>
-      </w:r>
-    </w:p>
-    <w:tbl>
-      <w:tblPr>
-        <w:tblStyle w:val="a3"/>
-        <w:tblW w:w="0" w:type="auto"/>
-        <w:tblInd w:w="0" w:type="dxa"/>
-        <w:tblLayout w:type="fixed"/>
-        <w:tblLook w:val="0600" w:firstRow="0" w:lastRow="0" w:firstColumn="0" w:lastColumn="0" w:noHBand="1" w:noVBand="1"/>
-      </w:tblPr>
-      <w:tblGrid>
-        <w:gridCol w:w="9921"/>
-      </w:tblGrid>
-      <w:tr>
-        <w:tc>
-          <w:tcPr>
-            <w:tcW w:w="9921" w:type="dxa"/>
-            <w:shd w:val="clear" w:color="auto" w:fill="FAFAFA"/>
-            <w:tcMar>
-              <w:top w:w="100" w:type="dxa"/>
-              <w:left w:w="100" w:type="dxa"/>
-              <w:bottom w:w="100" w:type="dxa"/>
-              <w:right w:w="100" w:type="dxa"/>
-            </w:tcMar>
-          </w:tcPr>
           <w:p>
             <w:pPr>
               <w:widowControl w:val="0"/>
@@ -863,18 +799,19 @@
             <w:r>
               <w:rPr>
                 <w:rFonts w:ascii="Consolas" w:eastAsia="Consolas" w:hAnsi="Consolas" w:cs="Consolas"/>
+                <w:color w:val="A626A4"/>
+                <w:shd w:val="clear" w:color="auto" w:fill="FAFAFA"/>
+                <w:lang w:val="en-US"/>
+              </w:rPr>
+              <w:t>else</w:t>
+            </w:r>
+            <w:r>
+              <w:rPr>
+                <w:rFonts w:ascii="Consolas" w:eastAsia="Consolas" w:hAnsi="Consolas" w:cs="Consolas"/>
                 <w:color w:val="383A42"/>
                 <w:shd w:val="clear" w:color="auto" w:fill="FAFAFA"/>
               </w:rPr>
-              <w:t xml:space="preserve">Light level: </w:t>
-            </w:r>
-            <w:r>
-              <w:rPr>
-                <w:rFonts w:ascii="Consolas" w:eastAsia="Consolas" w:hAnsi="Consolas" w:cs="Consolas"/>
-                <w:color w:val="986801"/>
-                <w:shd w:val="clear" w:color="auto" w:fill="FAFAFA"/>
-              </w:rPr>
-              <w:t>0</w:t>
+              <w:t>:</w:t>
             </w:r>
             <w:r>
               <w:rPr>
@@ -883,15 +820,7 @@
                 <w:shd w:val="clear" w:color="auto" w:fill="FAFAFA"/>
               </w:rPr>
               <w:br/>
-              <w:t xml:space="preserve">Light level: </w:t>
-            </w:r>
-            <w:r>
-              <w:rPr>
-                <w:rFonts w:ascii="Consolas" w:eastAsia="Consolas" w:hAnsi="Consolas" w:cs="Consolas"/>
-                <w:color w:val="986801"/>
-                <w:shd w:val="clear" w:color="auto" w:fill="FAFAFA"/>
-              </w:rPr>
-              <w:t>0</w:t>
+              <w:t xml:space="preserve">    </w:t>
             </w:r>
             <w:r>
               <w:rPr>
@@ -899,248 +828,21 @@
                 <w:color w:val="383A42"/>
                 <w:shd w:val="clear" w:color="auto" w:fill="FAFAFA"/>
               </w:rPr>
-              <w:br/>
-              <w:t xml:space="preserve">Light level: </w:t>
-            </w:r>
-            <w:r>
-              <w:rPr>
-                <w:rFonts w:ascii="Consolas" w:eastAsia="Consolas" w:hAnsi="Consolas" w:cs="Consolas"/>
-                <w:color w:val="986801"/>
-                <w:shd w:val="clear" w:color="auto" w:fill="FAFAFA"/>
-              </w:rPr>
-              <w:t>0</w:t>
-            </w:r>
-            <w:r>
-              <w:rPr>
-                <w:rFonts w:ascii="Consolas" w:eastAsia="Consolas" w:hAnsi="Consolas" w:cs="Consolas"/>
-                <w:color w:val="383A42"/>
-                <w:shd w:val="clear" w:color="auto" w:fill="FAFAFA"/>
-              </w:rPr>
-              <w:br/>
-              <w:t xml:space="preserve">Light level: </w:t>
-            </w:r>
-            <w:r>
-              <w:rPr>
-                <w:rFonts w:ascii="Consolas" w:eastAsia="Consolas" w:hAnsi="Consolas" w:cs="Consolas"/>
-                <w:color w:val="986801"/>
-                <w:shd w:val="clear" w:color="auto" w:fill="FAFAFA"/>
-              </w:rPr>
-              <w:t>0</w:t>
-            </w:r>
-            <w:r>
-              <w:rPr>
-                <w:rFonts w:ascii="Consolas" w:eastAsia="Consolas" w:hAnsi="Consolas" w:cs="Consolas"/>
-                <w:color w:val="383A42"/>
-                <w:shd w:val="clear" w:color="auto" w:fill="FAFAFA"/>
-              </w:rPr>
-              <w:br/>
-              <w:t xml:space="preserve">Light level: </w:t>
-            </w:r>
-            <w:r>
-              <w:rPr>
-                <w:rFonts w:ascii="Consolas" w:eastAsia="Consolas" w:hAnsi="Consolas" w:cs="Consolas"/>
-                <w:color w:val="986801"/>
-                <w:shd w:val="clear" w:color="auto" w:fill="FAFAFA"/>
-              </w:rPr>
-              <w:t>106</w:t>
-            </w:r>
-            <w:r>
-              <w:rPr>
-                <w:rFonts w:ascii="Consolas" w:eastAsia="Consolas" w:hAnsi="Consolas" w:cs="Consolas"/>
-                <w:color w:val="383A42"/>
-                <w:shd w:val="clear" w:color="auto" w:fill="FAFAFA"/>
-              </w:rPr>
-              <w:br/>
-              <w:t xml:space="preserve">Light level: </w:t>
-            </w:r>
-            <w:r>
-              <w:rPr>
-                <w:rFonts w:ascii="Consolas" w:eastAsia="Consolas" w:hAnsi="Consolas" w:cs="Consolas"/>
-                <w:color w:val="986801"/>
-                <w:shd w:val="clear" w:color="auto" w:fill="FAFAFA"/>
-              </w:rPr>
-              <w:t>106</w:t>
-            </w:r>
-            <w:r>
-              <w:rPr>
-                <w:rFonts w:ascii="Consolas" w:eastAsia="Consolas" w:hAnsi="Consolas" w:cs="Consolas"/>
-                <w:color w:val="383A42"/>
-                <w:shd w:val="clear" w:color="auto" w:fill="FAFAFA"/>
-              </w:rPr>
-              <w:br/>
-              <w:t xml:space="preserve">Light level: </w:t>
-            </w:r>
-            <w:r>
-              <w:rPr>
-                <w:rFonts w:ascii="Consolas" w:eastAsia="Consolas" w:hAnsi="Consolas" w:cs="Consolas"/>
-                <w:color w:val="986801"/>
-                <w:shd w:val="clear" w:color="auto" w:fill="FAFAFA"/>
-              </w:rPr>
-              <w:t>106</w:t>
-            </w:r>
-            <w:r>
-              <w:rPr>
-                <w:rFonts w:ascii="Consolas" w:eastAsia="Consolas" w:hAnsi="Consolas" w:cs="Consolas"/>
-                <w:color w:val="383A42"/>
-                <w:shd w:val="clear" w:color="auto" w:fill="FAFAFA"/>
-              </w:rPr>
-              <w:br/>
-              <w:t xml:space="preserve">Light level: </w:t>
-            </w:r>
-            <w:r>
-              <w:rPr>
-                <w:rFonts w:ascii="Consolas" w:eastAsia="Consolas" w:hAnsi="Consolas" w:cs="Consolas"/>
-                <w:color w:val="986801"/>
-                <w:shd w:val="clear" w:color="auto" w:fill="FAFAFA"/>
-              </w:rPr>
-              <w:t>106</w:t>
-            </w:r>
-            <w:r>
-              <w:rPr>
-                <w:rFonts w:ascii="Consolas" w:eastAsia="Consolas" w:hAnsi="Consolas" w:cs="Consolas"/>
-                <w:color w:val="383A42"/>
-                <w:shd w:val="clear" w:color="auto" w:fill="FAFAFA"/>
-              </w:rPr>
-              <w:br/>
-              <w:t xml:space="preserve">Light level: </w:t>
-            </w:r>
-            <w:r>
-              <w:rPr>
-                <w:rFonts w:ascii="Consolas" w:eastAsia="Consolas" w:hAnsi="Consolas" w:cs="Consolas"/>
-                <w:color w:val="986801"/>
-                <w:shd w:val="clear" w:color="auto" w:fill="FAFAFA"/>
-              </w:rPr>
-              <w:t>106</w:t>
-            </w:r>
-            <w:r>
-              <w:rPr>
-                <w:rFonts w:ascii="Consolas" w:eastAsia="Consolas" w:hAnsi="Consolas" w:cs="Consolas"/>
-                <w:color w:val="383A42"/>
-                <w:shd w:val="clear" w:color="auto" w:fill="FAFAFA"/>
-              </w:rPr>
-              <w:br/>
-              <w:t xml:space="preserve">Light level: </w:t>
-            </w:r>
-            <w:r>
-              <w:rPr>
-                <w:rFonts w:ascii="Consolas" w:eastAsia="Consolas" w:hAnsi="Consolas" w:cs="Consolas"/>
-                <w:color w:val="986801"/>
-                <w:shd w:val="clear" w:color="auto" w:fill="FAFAFA"/>
-              </w:rPr>
-              <w:t>996</w:t>
-            </w:r>
-            <w:r>
-              <w:rPr>
-                <w:rFonts w:ascii="Consolas" w:eastAsia="Consolas" w:hAnsi="Consolas" w:cs="Consolas"/>
-                <w:color w:val="383A42"/>
-                <w:shd w:val="clear" w:color="auto" w:fill="FAFAFA"/>
-              </w:rPr>
-              <w:br/>
-              <w:t xml:space="preserve">Light level: </w:t>
-            </w:r>
-            <w:r>
-              <w:rPr>
-                <w:rFonts w:ascii="Consolas" w:eastAsia="Consolas" w:hAnsi="Consolas" w:cs="Consolas"/>
-                <w:color w:val="986801"/>
-                <w:shd w:val="clear" w:color="auto" w:fill="FAFAFA"/>
-              </w:rPr>
-              <w:t>150</w:t>
-            </w:r>
-            <w:r>
-              <w:rPr>
-                <w:rFonts w:ascii="Consolas" w:eastAsia="Consolas" w:hAnsi="Consolas" w:cs="Consolas"/>
-                <w:color w:val="383A42"/>
-                <w:shd w:val="clear" w:color="auto" w:fill="FAFAFA"/>
-              </w:rPr>
-              <w:br/>
-              <w:t xml:space="preserve">Light level: </w:t>
-            </w:r>
-            <w:r>
-              <w:rPr>
-                <w:rFonts w:ascii="Consolas" w:eastAsia="Consolas" w:hAnsi="Consolas" w:cs="Consolas"/>
-                <w:color w:val="986801"/>
-                <w:shd w:val="clear" w:color="auto" w:fill="FAFAFA"/>
-              </w:rPr>
-              <w:t>571</w:t>
-            </w:r>
-            <w:r>
-              <w:rPr>
-                <w:rFonts w:ascii="Consolas" w:eastAsia="Consolas" w:hAnsi="Consolas" w:cs="Consolas"/>
-                <w:color w:val="383A42"/>
-                <w:shd w:val="clear" w:color="auto" w:fill="FAFAFA"/>
-              </w:rPr>
-              <w:br/>
-              <w:t xml:space="preserve">Light level: </w:t>
-            </w:r>
-            <w:r>
-              <w:rPr>
-                <w:rFonts w:ascii="Consolas" w:eastAsia="Consolas" w:hAnsi="Consolas" w:cs="Consolas"/>
-                <w:color w:val="986801"/>
-                <w:shd w:val="clear" w:color="auto" w:fill="FAFAFA"/>
-              </w:rPr>
-              <w:t>536</w:t>
-            </w:r>
-            <w:r>
-              <w:rPr>
-                <w:rFonts w:ascii="Consolas" w:eastAsia="Consolas" w:hAnsi="Consolas" w:cs="Consolas"/>
-                <w:color w:val="383A42"/>
-                <w:shd w:val="clear" w:color="auto" w:fill="FAFAFA"/>
-              </w:rPr>
-              <w:br/>
-              <w:t xml:space="preserve">Light level: </w:t>
-            </w:r>
-            <w:r>
-              <w:rPr>
-                <w:rFonts w:ascii="Consolas" w:eastAsia="Consolas" w:hAnsi="Consolas" w:cs="Consolas"/>
-                <w:color w:val="986801"/>
-                <w:shd w:val="clear" w:color="auto" w:fill="FAFAFA"/>
-              </w:rPr>
-              <w:t>132</w:t>
-            </w:r>
-            <w:r>
-              <w:rPr>
-                <w:rFonts w:ascii="Consolas" w:eastAsia="Consolas" w:hAnsi="Consolas" w:cs="Consolas"/>
-                <w:color w:val="383A42"/>
-                <w:shd w:val="clear" w:color="auto" w:fill="FAFAFA"/>
-              </w:rPr>
-              <w:br/>
-              <w:t xml:space="preserve">Light level: </w:t>
-            </w:r>
-            <w:r>
-              <w:rPr>
-                <w:rFonts w:ascii="Consolas" w:eastAsia="Consolas" w:hAnsi="Consolas" w:cs="Consolas"/>
-                <w:color w:val="986801"/>
-                <w:shd w:val="clear" w:color="auto" w:fill="FAFAFA"/>
-              </w:rPr>
-              <w:t>986</w:t>
+              <w:t>led.off()</w:t>
             </w:r>
           </w:p>
         </w:tc>
       </w:tr>
     </w:tbl>
     <w:p>
-      <w:r>
-        <w:lastRenderedPageBreak/>
-        <w:t xml:space="preserve">У варіанті завдання треба задати на датчик значення </w:t>
-      </w:r>
-      <w:r>
-        <w:rPr>
-          <w:rFonts w:ascii="Consolas" w:eastAsia="Consolas" w:hAnsi="Consolas" w:cs="Consolas"/>
-          <w:color w:val="986801"/>
-          <w:shd w:val="clear" w:color="auto" w:fill="FAFAFA"/>
-        </w:rPr>
-        <w:t>1060</w:t>
-      </w:r>
-      <w:r>
-        <w:t xml:space="preserve">. Але діапазон зчитування датчика від </w:t>
-      </w:r>
-      <w:r>
-        <w:rPr>
-          <w:rFonts w:ascii="Consolas" w:eastAsia="Consolas" w:hAnsi="Consolas" w:cs="Consolas"/>
-          <w:color w:val="986801"/>
-          <w:shd w:val="clear" w:color="auto" w:fill="FAFAFA"/>
-        </w:rPr>
-        <w:t>0</w:t>
+      <w:pPr>
+        <w:spacing w:after="0"/>
+        <w:rPr>
+          <w:lang w:val="en-US"/>
+        </w:rPr>
+      </w:pPr>
+      <w:r>
+        <w:t xml:space="preserve">Запускаємо </w:t>
       </w:r>
       <w:r>
         <w:rPr>
@@ -1148,51 +850,112 @@
           <w:color w:val="383A42"/>
           <w:shd w:val="clear" w:color="auto" w:fill="FAFAFA"/>
         </w:rPr>
+        <w:t>app.py</w:t>
+      </w:r>
+      <w:r>
+        <w:t>.</w:t>
+      </w:r>
+    </w:p>
+    <w:p>
+      <w:pPr>
+        <w:spacing w:after="0"/>
+      </w:pPr>
+    </w:p>
+    <w:p>
+      <w:pPr>
+        <w:ind w:firstLine="567"/>
+        <w:jc w:val="both"/>
+        <w:rPr>
+          <w:lang w:val="en-US"/>
+        </w:rPr>
+      </w:pPr>
+      <w:bookmarkStart w:id="4" w:name="_6ej8dfukn30n" w:colFirst="0" w:colLast="0"/>
+      <w:bookmarkEnd w:id="4"/>
+      <w:r>
+        <w:t>Змін</w:t>
+      </w:r>
+      <w:r>
+        <w:rPr>
+          <w:lang w:val="uk-UA"/>
+        </w:rPr>
+        <w:t>или</w:t>
+      </w:r>
+      <w:r>
+        <w:t xml:space="preserve"> параметри Random у програмі CounterFit, щоб змінити рівень</w:t>
+      </w:r>
+      <w:r>
+        <w:rPr>
+          <w:lang w:val="uk-UA"/>
+        </w:rPr>
         <w:t xml:space="preserve"> </w:t>
       </w:r>
       <w:r>
-        <w:t xml:space="preserve">до </w:t>
-      </w:r>
-      <w:r>
-        <w:rPr>
-          <w:rFonts w:ascii="Consolas" w:eastAsia="Consolas" w:hAnsi="Consolas" w:cs="Consolas"/>
-          <w:color w:val="986801"/>
-          <w:shd w:val="clear" w:color="auto" w:fill="FAFAFA"/>
-        </w:rPr>
-        <w:t>1023</w:t>
-      </w:r>
-      <w:r>
-        <w:rPr>
-          <w:rFonts w:ascii="Consolas" w:eastAsia="Consolas" w:hAnsi="Consolas" w:cs="Consolas"/>
-          <w:color w:val="383A42"/>
-          <w:shd w:val="clear" w:color="auto" w:fill="FAFAFA"/>
-        </w:rPr>
+        <w:t>освітленості вище</w:t>
+      </w:r>
+      <w:r>
         <w:t xml:space="preserve"> </w:t>
       </w:r>
       <w:r>
-        <w:t xml:space="preserve">(10 бітове значення). Тому задали </w:t>
-      </w:r>
-      <w:r>
-        <w:rPr>
-          <w:rFonts w:ascii="Consolas" w:eastAsia="Consolas" w:hAnsi="Consolas" w:cs="Consolas"/>
-          <w:color w:val="986801"/>
-          <w:shd w:val="clear" w:color="auto" w:fill="FAFAFA"/>
-        </w:rPr>
-        <w:t>106</w:t>
-      </w:r>
-      <w:r>
-        <w:rPr>
-          <w:rFonts w:ascii="Consolas" w:eastAsia="Consolas" w:hAnsi="Consolas" w:cs="Consolas"/>
-          <w:color w:val="383A42"/>
-          <w:shd w:val="clear" w:color="auto" w:fill="FAFAFA"/>
-        </w:rPr>
-        <w:t xml:space="preserve"> </w:t>
-      </w:r>
-      <w:r>
-        <w:t xml:space="preserve">щоб показати виконання по варіанту. </w:t>
-      </w:r>
-    </w:p>
-    <w:p/>
+        <w:t>або нижче 300. Світлодіод буде відповідно вмикатись та вимикатись.</w:t>
+      </w:r>
+    </w:p>
+    <w:p>
+      <w:pPr>
+        <w:jc w:val="both"/>
+        <w:rPr>
+          <w:lang w:val="en-US"/>
+        </w:rPr>
+      </w:pPr>
+      <w:r>
+        <w:rPr>
+          <w:lang w:val="en-US"/>
+        </w:rPr>
+        <w:drawing>
+          <wp:inline distT="0" distB="0" distL="0" distR="0" wp14:anchorId="2B001D2E" wp14:editId="4181337F">
+            <wp:extent cx="6299835" cy="2656205"/>
+            <wp:effectExtent l="0" t="0" r="5715" b="0"/>
+            <wp:docPr id="1837772777" name="Picture 1" descr="A screenshot of a computer&#10;&#10;AI-generated content may be incorrect."/>
+            <wp:cNvGraphicFramePr>
+              <a:graphicFrameLocks xmlns:a="http://schemas.openxmlformats.org/drawingml/2006/main" noChangeAspect="1"/>
+            </wp:cNvGraphicFramePr>
+            <a:graphic xmlns:a="http://schemas.openxmlformats.org/drawingml/2006/main">
+              <a:graphicData uri="http://schemas.openxmlformats.org/drawingml/2006/picture">
+                <pic:pic xmlns:pic="http://schemas.openxmlformats.org/drawingml/2006/picture">
+                  <pic:nvPicPr>
+                    <pic:cNvPr id="1837772777" name="Picture 1" descr="A screenshot of a computer&#10;&#10;AI-generated content may be incorrect."/>
+                    <pic:cNvPicPr/>
+                  </pic:nvPicPr>
+                  <pic:blipFill>
+                    <a:blip r:embed="rId8"/>
+                    <a:stretch>
+                      <a:fillRect/>
+                    </a:stretch>
+                  </pic:blipFill>
+                  <pic:spPr>
+                    <a:xfrm>
+                      <a:off x="0" y="0"/>
+                      <a:ext cx="6299835" cy="2656205"/>
+                    </a:xfrm>
+                    <a:prstGeom prst="rect">
+                      <a:avLst/>
+                    </a:prstGeom>
+                  </pic:spPr>
+                </pic:pic>
+              </a:graphicData>
+            </a:graphic>
+          </wp:inline>
+        </w:drawing>
+      </w:r>
+    </w:p>
+    <w:p>
+      <w:pPr>
+        <w:ind w:firstLine="567"/>
+        <w:jc w:val="both"/>
+        <w:rPr>
+          <w:lang w:val="en-US"/>
+        </w:rPr>
+      </w:pPr>
+    </w:p>
     <w:p>
       <w:pPr>
         <w:widowControl w:val="0"/>
@@ -1224,7 +987,7 @@
       <w:r>
         <w:t xml:space="preserve">Репозиторій з виконанням можна переглянути за: </w:t>
       </w:r>
-      <w:hyperlink r:id="rId8">
+      <w:hyperlink r:id="rId9">
         <w:r>
           <w:rPr>
             <w:color w:val="1155CC"/>
@@ -1238,7 +1001,7 @@
       </w:r>
     </w:p>
     <w:sectPr>
-      <w:footerReference w:type="first" r:id="rId9"/>
+      <w:footerReference w:type="first" r:id="rId10"/>
       <w:pgSz w:w="11906" w:h="16838"/>
       <w:pgMar w:top="851" w:right="851" w:bottom="851" w:left="1134" w:header="709" w:footer="709" w:gutter="0"/>
       <w:pgNumType w:start="3"/>

--- a/reports/lab3/eng_IoT_syst_lab3_tunik.docx
+++ b/reports/lab3/eng_IoT_syst_lab3_tunik.docx
@@ -63,7 +63,15 @@
         <w:jc w:val="center"/>
       </w:pPr>
       <w:r>
-        <w:t>з дисципліни «Інженерія систем ІоТ»</w:t>
+        <w:t xml:space="preserve">з дисципліни «Інженерія систем </w:t>
+      </w:r>
+      <w:proofErr w:type="spellStart"/>
+      <w:r>
+        <w:t>ІоТ</w:t>
+      </w:r>
+      <w:proofErr w:type="spellEnd"/>
+      <w:r>
+        <w:t>»</w:t>
       </w:r>
     </w:p>
     <w:p>
@@ -142,8 +150,13 @@
             </w:r>
           </w:p>
           <w:p>
-            <w:r>
-              <w:t>Головатенко І. А.</w:t>
+            <w:proofErr w:type="spellStart"/>
+            <w:r>
+              <w:t>Головатенко</w:t>
+            </w:r>
+            <w:proofErr w:type="spellEnd"/>
+            <w:r>
+              <w:t xml:space="preserve"> І. А.</w:t>
             </w:r>
           </w:p>
         </w:tc>
@@ -205,8 +218,13 @@
         <w:t xml:space="preserve">Крок 1: </w:t>
       </w:r>
       <w:r>
-        <w:t>Додавання виконавчого механізму до CounterFit</w:t>
-      </w:r>
+        <w:t xml:space="preserve">Додавання виконавчого механізму до </w:t>
+      </w:r>
+      <w:proofErr w:type="spellStart"/>
+      <w:r>
+        <w:t>CounterFit</w:t>
+      </w:r>
+      <w:proofErr w:type="spellEnd"/>
     </w:p>
     <w:p>
       <w:pPr>
@@ -214,7 +232,23 @@
         <w:spacing w:before="240" w:after="240"/>
       </w:pPr>
       <w:r>
-        <w:t>В нашому проекті запустили з консолі Counterfit, зайшли на його порт на localhost (5000 за замовчуванням).</w:t>
+        <w:t xml:space="preserve">В нашому проекті запустили з консолі </w:t>
+      </w:r>
+      <w:proofErr w:type="spellStart"/>
+      <w:r>
+        <w:t>Counterfit</w:t>
+      </w:r>
+      <w:proofErr w:type="spellEnd"/>
+      <w:r>
+        <w:t xml:space="preserve">, зайшли на його порт на </w:t>
+      </w:r>
+      <w:proofErr w:type="spellStart"/>
+      <w:r>
+        <w:t>localhost</w:t>
+      </w:r>
+      <w:proofErr w:type="spellEnd"/>
+      <w:r>
+        <w:t xml:space="preserve"> (5000 за замовчуванням).</w:t>
       </w:r>
     </w:p>
     <w:p>
@@ -223,7 +257,15 @@
         <w:spacing w:before="240" w:after="240"/>
       </w:pPr>
       <w:r>
-        <w:t xml:space="preserve">У вікні Create </w:t>
+        <w:t xml:space="preserve">У вікні </w:t>
+      </w:r>
+      <w:proofErr w:type="spellStart"/>
+      <w:r>
+        <w:t>Create</w:t>
+      </w:r>
+      <w:proofErr w:type="spellEnd"/>
+      <w:r>
+        <w:t xml:space="preserve"> </w:t>
       </w:r>
       <w:r>
         <w:rPr>
@@ -241,7 +283,15 @@
         <w:t>LED</w:t>
       </w:r>
       <w:r>
-        <w:t>, пін за варіантом – 10</w:t>
+        <w:t xml:space="preserve">, </w:t>
+      </w:r>
+      <w:proofErr w:type="spellStart"/>
+      <w:r>
+        <w:t>пін</w:t>
+      </w:r>
+      <w:proofErr w:type="spellEnd"/>
+      <w:r>
+        <w:t xml:space="preserve"> за варіантом – 10</w:t>
       </w:r>
       <w:r>
         <w:t>7</w:t>
@@ -256,6 +306,9 @@
         <w:spacing w:before="240" w:after="240"/>
       </w:pPr>
       <w:r>
+        <w:rPr>
+          <w:noProof/>
+        </w:rPr>
         <w:drawing>
           <wp:inline distT="0" distB="0" distL="0" distR="0" wp14:anchorId="1680E262" wp14:editId="73A6869C">
             <wp:extent cx="5782482" cy="2553056"/>
@@ -307,12 +360,14 @@
       <w:r>
         <w:t xml:space="preserve"> відображається у списку </w:t>
       </w:r>
+      <w:proofErr w:type="spellStart"/>
       <w:r>
         <w:rPr>
           <w:lang w:val="uk-UA"/>
         </w:rPr>
         <w:t>актуаторів</w:t>
       </w:r>
+      <w:proofErr w:type="spellEnd"/>
       <w:r>
         <w:t>:</w:t>
       </w:r>
@@ -326,6 +381,9 @@
         </w:rPr>
       </w:pPr>
       <w:r>
+        <w:rPr>
+          <w:noProof/>
+        </w:rPr>
         <w:drawing>
           <wp:inline distT="0" distB="0" distL="0" distR="0" wp14:anchorId="4CA6C516" wp14:editId="220EB6D7">
             <wp:extent cx="3867690" cy="2781688"/>
@@ -426,7 +484,11 @@
         <w:spacing w:after="0"/>
       </w:pPr>
       <w:r>
-        <w:t>Додаємо необхідн</w:t>
+        <w:t xml:space="preserve">Додаємо </w:t>
+      </w:r>
+      <w:proofErr w:type="spellStart"/>
+      <w:r>
+        <w:t>необхідн</w:t>
       </w:r>
       <w:r>
         <w:rPr>
@@ -434,6 +496,7 @@
         </w:rPr>
         <w:t>ий</w:t>
       </w:r>
+      <w:proofErr w:type="spellEnd"/>
       <w:r>
         <w:t xml:space="preserve"> імпорт:</w:t>
       </w:r>
@@ -473,6 +536,7 @@
               </w:pBdr>
               <w:spacing w:after="0"/>
             </w:pPr>
+            <w:proofErr w:type="spellStart"/>
             <w:r>
               <w:rPr>
                 <w:rFonts w:ascii="Consolas" w:eastAsia="Consolas" w:hAnsi="Consolas" w:cs="Consolas"/>
@@ -481,6 +545,7 @@
               </w:rPr>
               <w:t>from</w:t>
             </w:r>
+            <w:proofErr w:type="spellEnd"/>
             <w:r>
               <w:rPr>
                 <w:rFonts w:ascii="Consolas" w:eastAsia="Consolas" w:hAnsi="Consolas" w:cs="Consolas"/>
@@ -489,6 +554,7 @@
               </w:rPr>
               <w:t xml:space="preserve"> </w:t>
             </w:r>
+            <w:proofErr w:type="spellStart"/>
             <w:r>
               <w:rPr>
                 <w:rFonts w:ascii="Consolas" w:eastAsia="Consolas" w:hAnsi="Consolas" w:cs="Consolas"/>
@@ -497,6 +563,7 @@
               </w:rPr>
               <w:t>counterfit_shims_grove.grove_led</w:t>
             </w:r>
+            <w:proofErr w:type="spellEnd"/>
             <w:r>
               <w:rPr>
                 <w:rFonts w:ascii="Consolas" w:eastAsia="Consolas" w:hAnsi="Consolas" w:cs="Consolas"/>
@@ -505,6 +572,7 @@
               </w:rPr>
               <w:t xml:space="preserve"> </w:t>
             </w:r>
+            <w:proofErr w:type="spellStart"/>
             <w:r>
               <w:rPr>
                 <w:rFonts w:ascii="Consolas" w:eastAsia="Consolas" w:hAnsi="Consolas" w:cs="Consolas"/>
@@ -513,6 +581,7 @@
               </w:rPr>
               <w:t>import</w:t>
             </w:r>
+            <w:proofErr w:type="spellEnd"/>
             <w:r>
               <w:rPr>
                 <w:rFonts w:ascii="Consolas" w:eastAsia="Consolas" w:hAnsi="Consolas" w:cs="Consolas"/>
@@ -521,6 +590,7 @@
               </w:rPr>
               <w:t xml:space="preserve"> </w:t>
             </w:r>
+            <w:proofErr w:type="spellStart"/>
             <w:r>
               <w:rPr>
                 <w:rFonts w:ascii="Consolas" w:eastAsia="Consolas" w:hAnsi="Consolas" w:cs="Consolas"/>
@@ -529,6 +599,7 @@
               </w:rPr>
               <w:t>GroveLed</w:t>
             </w:r>
+            <w:proofErr w:type="spellEnd"/>
           </w:p>
         </w:tc>
       </w:tr>
@@ -537,8 +608,13 @@
       <w:pPr>
         <w:spacing w:after="0"/>
       </w:pPr>
-      <w:r>
-        <w:t xml:space="preserve">Ініціалізуємо екземпляр класу для керування </w:t>
+      <w:proofErr w:type="spellStart"/>
+      <w:r>
+        <w:t>Ініціалізуємо</w:t>
+      </w:r>
+      <w:proofErr w:type="spellEnd"/>
+      <w:r>
+        <w:t xml:space="preserve"> екземпляр класу для керування </w:t>
       </w:r>
       <w:r>
         <w:rPr>
@@ -585,14 +661,34 @@
               </w:pBdr>
               <w:spacing w:after="0"/>
             </w:pPr>
+            <w:proofErr w:type="spellStart"/>
             <w:r>
               <w:rPr>
                 <w:rFonts w:ascii="Consolas" w:eastAsia="Consolas" w:hAnsi="Consolas" w:cs="Consolas"/>
                 <w:color w:val="383A42"/>
                 <w:shd w:val="clear" w:color="auto" w:fill="FAFAFA"/>
               </w:rPr>
-              <w:t>led = GroveLed</w:t>
-            </w:r>
+              <w:t>led</w:t>
+            </w:r>
+            <w:proofErr w:type="spellEnd"/>
+            <w:r>
+              <w:rPr>
+                <w:rFonts w:ascii="Consolas" w:eastAsia="Consolas" w:hAnsi="Consolas" w:cs="Consolas"/>
+                <w:color w:val="383A42"/>
+                <w:shd w:val="clear" w:color="auto" w:fill="FAFAFA"/>
+              </w:rPr>
+              <w:t xml:space="preserve"> = </w:t>
+            </w:r>
+            <w:proofErr w:type="spellStart"/>
+            <w:r>
+              <w:rPr>
+                <w:rFonts w:ascii="Consolas" w:eastAsia="Consolas" w:hAnsi="Consolas" w:cs="Consolas"/>
+                <w:color w:val="383A42"/>
+                <w:shd w:val="clear" w:color="auto" w:fill="FAFAFA"/>
+              </w:rPr>
+              <w:t>GroveLed</w:t>
+            </w:r>
+            <w:proofErr w:type="spellEnd"/>
             <w:r>
               <w:rPr>
                 <w:rFonts w:ascii="Consolas" w:eastAsia="Consolas" w:hAnsi="Consolas" w:cs="Consolas"/>
@@ -641,8 +737,21 @@
         <w:t>В</w:t>
       </w:r>
       <w:r>
-        <w:t>середині циклу while перед time.sleep</w:t>
-      </w:r>
+        <w:t xml:space="preserve">середині циклу </w:t>
+      </w:r>
+      <w:proofErr w:type="spellStart"/>
+      <w:r>
+        <w:t>while</w:t>
+      </w:r>
+      <w:proofErr w:type="spellEnd"/>
+      <w:r>
+        <w:t xml:space="preserve"> перед </w:t>
+      </w:r>
+      <w:proofErr w:type="spellStart"/>
+      <w:r>
+        <w:t>time.sleep</w:t>
+      </w:r>
+      <w:proofErr w:type="spellEnd"/>
       <w:r>
         <w:rPr>
           <w:lang w:val="uk-UA"/>
@@ -677,10 +786,7 @@
         <w:t xml:space="preserve"> </w:t>
       </w:r>
       <w:r>
-        <w:t>та ввімкнути або вимкнути світлодіод</w:t>
-      </w:r>
-      <w:r>
-        <w:t>:</w:t>
+        <w:t>та ввімкнути або вимкнути світлодіод:</w:t>
       </w:r>
     </w:p>
     <w:tbl>
@@ -741,13 +847,23 @@
               </w:rPr>
               <w:t xml:space="preserve"> </w:t>
             </w:r>
+            <w:proofErr w:type="spellStart"/>
             <w:r>
               <w:rPr>
                 <w:rFonts w:ascii="Consolas" w:eastAsia="Consolas" w:hAnsi="Consolas" w:cs="Consolas"/>
                 <w:color w:val="000000" w:themeColor="text1"/>
                 <w:shd w:val="clear" w:color="auto" w:fill="FAFAFA"/>
               </w:rPr>
-              <w:t xml:space="preserve">light &lt; </w:t>
+              <w:t>light</w:t>
+            </w:r>
+            <w:proofErr w:type="spellEnd"/>
+            <w:r>
+              <w:rPr>
+                <w:rFonts w:ascii="Consolas" w:eastAsia="Consolas" w:hAnsi="Consolas" w:cs="Consolas"/>
+                <w:color w:val="000000" w:themeColor="text1"/>
+                <w:shd w:val="clear" w:color="auto" w:fill="FAFAFA"/>
+              </w:rPr>
+              <w:t xml:space="preserve"> &lt; </w:t>
             </w:r>
             <w:r>
               <w:rPr>
@@ -756,7 +872,34 @@
                 <w:shd w:val="clear" w:color="auto" w:fill="FAFAFA"/>
                 <w:lang w:val="en-US"/>
               </w:rPr>
-              <w:t>300</w:t>
+              <w:t>1</w:t>
+            </w:r>
+            <w:r>
+              <w:rPr>
+                <w:rFonts w:ascii="Consolas" w:eastAsia="Consolas" w:hAnsi="Consolas" w:cs="Consolas"/>
+                <w:color w:val="986801"/>
+                <w:shd w:val="clear" w:color="auto" w:fill="FAFAFA"/>
+                <w:lang w:val="en-US"/>
+              </w:rPr>
+              <w:t>0</w:t>
+            </w:r>
+            <w:r>
+              <w:rPr>
+                <w:rFonts w:ascii="Consolas" w:eastAsia="Consolas" w:hAnsi="Consolas" w:cs="Consolas"/>
+                <w:color w:val="986801"/>
+                <w:shd w:val="clear" w:color="auto" w:fill="FAFAFA"/>
+                <w:lang w:val="en-US"/>
+              </w:rPr>
+              <w:t>6</w:t>
+            </w:r>
+            <w:r>
+              <w:rPr>
+                <w:rFonts w:ascii="Consolas" w:eastAsia="Consolas" w:hAnsi="Consolas" w:cs="Consolas"/>
+                <w:color w:val="986801"/>
+                <w:shd w:val="clear" w:color="auto" w:fill="FAFAFA"/>
+                <w:lang w:val="en-US"/>
+              </w:rPr>
+              <w:t>0</w:t>
             </w:r>
             <w:r>
               <w:rPr>
@@ -775,13 +918,23 @@
               <w:br/>
               <w:t xml:space="preserve">    </w:t>
             </w:r>
+            <w:proofErr w:type="spellStart"/>
             <w:r>
               <w:rPr>
                 <w:rFonts w:ascii="Consolas" w:eastAsia="Consolas" w:hAnsi="Consolas" w:cs="Consolas"/>
                 <w:color w:val="383A42"/>
                 <w:shd w:val="clear" w:color="auto" w:fill="FAFAFA"/>
               </w:rPr>
-              <w:t>led.on()</w:t>
+              <w:t>led.on</w:t>
+            </w:r>
+            <w:proofErr w:type="spellEnd"/>
+            <w:r>
+              <w:rPr>
+                <w:rFonts w:ascii="Consolas" w:eastAsia="Consolas" w:hAnsi="Consolas" w:cs="Consolas"/>
+                <w:color w:val="383A42"/>
+                <w:shd w:val="clear" w:color="auto" w:fill="FAFAFA"/>
+              </w:rPr>
+              <w:t>()</w:t>
             </w:r>
           </w:p>
           <w:p>
@@ -822,13 +975,23 @@
               <w:br/>
               <w:t xml:space="preserve">    </w:t>
             </w:r>
+            <w:proofErr w:type="spellStart"/>
             <w:r>
               <w:rPr>
                 <w:rFonts w:ascii="Consolas" w:eastAsia="Consolas" w:hAnsi="Consolas" w:cs="Consolas"/>
                 <w:color w:val="383A42"/>
                 <w:shd w:val="clear" w:color="auto" w:fill="FAFAFA"/>
               </w:rPr>
-              <w:t>led.off()</w:t>
+              <w:t>led.off</w:t>
+            </w:r>
+            <w:proofErr w:type="spellEnd"/>
+            <w:r>
+              <w:rPr>
+                <w:rFonts w:ascii="Consolas" w:eastAsia="Consolas" w:hAnsi="Consolas" w:cs="Consolas"/>
+                <w:color w:val="383A42"/>
+                <w:shd w:val="clear" w:color="auto" w:fill="FAFAFA"/>
+              </w:rPr>
+              <w:t>()</w:t>
             </w:r>
           </w:p>
         </w:tc>
@@ -837,9 +1000,6 @@
     <w:p>
       <w:pPr>
         <w:spacing w:after="0"/>
-        <w:rPr>
-          <w:lang w:val="en-US"/>
-        </w:rPr>
       </w:pPr>
       <w:r>
         <w:t xml:space="preserve">Запускаємо </w:t>
@@ -866,7 +1026,7 @@
         <w:ind w:firstLine="567"/>
         <w:jc w:val="both"/>
         <w:rPr>
-          <w:lang w:val="en-US"/>
+          <w:lang w:val="uk-UA"/>
         </w:rPr>
       </w:pPr>
       <w:bookmarkStart w:id="4" w:name="_6ej8dfukn30n" w:colFirst="0" w:colLast="0"/>
@@ -874,14 +1034,32 @@
       <w:r>
         <w:t>Змін</w:t>
       </w:r>
+      <w:proofErr w:type="spellStart"/>
       <w:r>
         <w:rPr>
           <w:lang w:val="uk-UA"/>
         </w:rPr>
         <w:t>или</w:t>
       </w:r>
-      <w:r>
-        <w:t xml:space="preserve"> параметри Random у програмі CounterFit, щоб змінити рівень</w:t>
+      <w:proofErr w:type="spellEnd"/>
+      <w:r>
+        <w:t xml:space="preserve"> параметри </w:t>
+      </w:r>
+      <w:proofErr w:type="spellStart"/>
+      <w:r>
+        <w:t>Random</w:t>
+      </w:r>
+      <w:proofErr w:type="spellEnd"/>
+      <w:r>
+        <w:t xml:space="preserve"> у програмі </w:t>
+      </w:r>
+      <w:proofErr w:type="spellStart"/>
+      <w:r>
+        <w:t>CounterFit</w:t>
+      </w:r>
+      <w:proofErr w:type="spellEnd"/>
+      <w:r>
+        <w:t>, щоб змінити рівень</w:t>
       </w:r>
       <w:r>
         <w:rPr>
@@ -889,25 +1067,37 @@
         </w:rPr>
         <w:t xml:space="preserve"> </w:t>
       </w:r>
-      <w:r>
-        <w:t>освітленості вище</w:t>
-      </w:r>
-      <w:r>
-        <w:t xml:space="preserve"> </w:t>
-      </w:r>
-      <w:r>
-        <w:t>або нижче 300. Світлодіод буде відповідно вмикатись та вимикатись.</w:t>
+      <w:proofErr w:type="spellStart"/>
+      <w:r>
+        <w:t>освітленост</w:t>
+      </w:r>
+      <w:proofErr w:type="spellEnd"/>
+      <w:r>
+        <w:rPr>
+          <w:lang w:val="uk-UA"/>
+        </w:rPr>
+        <w:t>і</w:t>
+      </w:r>
+      <w:r>
+        <w:t xml:space="preserve">. </w:t>
+      </w:r>
+      <w:r>
+        <w:rPr>
+          <w:lang w:val="uk-UA"/>
+        </w:rPr>
+        <w:t>Але оскільки максимальне значення, яке може зчитати датчик, є всього лише 1023, а рівень освітленості для перевірки встановлено 1060, то світлодіод буде постійно увімкненим:</w:t>
       </w:r>
     </w:p>
     <w:p>
       <w:pPr>
         <w:jc w:val="both"/>
         <w:rPr>
-          <w:lang w:val="en-US"/>
-        </w:rPr>
-      </w:pPr>
-      <w:r>
-        <w:rPr>
+          <w:lang w:val="uk-UA"/>
+        </w:rPr>
+      </w:pPr>
+      <w:r>
+        <w:rPr>
+          <w:noProof/>
           <w:lang w:val="en-US"/>
         </w:rPr>
         <w:drawing>
@@ -949,10 +1139,191 @@
     </w:p>
     <w:p>
       <w:pPr>
+        <w:jc w:val="both"/>
+        <w:rPr>
+          <w:lang w:val="uk-UA"/>
+        </w:rPr>
+      </w:pPr>
+    </w:p>
+    <w:p>
+      <w:pPr>
+        <w:jc w:val="both"/>
+        <w:rPr>
+          <w:lang w:val="en-US"/>
+        </w:rPr>
+      </w:pPr>
+      <w:r>
+        <w:rPr>
+          <w:lang w:val="uk-UA"/>
+        </w:rPr>
+        <w:t xml:space="preserve">Змінимо поріг порівняння у програмі на </w:t>
+      </w:r>
+      <w:r>
+        <w:rPr>
+          <w:rFonts w:ascii="Consolas" w:eastAsia="Consolas" w:hAnsi="Consolas" w:cs="Consolas"/>
+          <w:color w:val="A626A4"/>
+          <w:shd w:val="clear" w:color="auto" w:fill="FAFAFA"/>
+          <w:lang w:val="en-US"/>
+        </w:rPr>
+        <w:t>if</w:t>
+      </w:r>
+      <w:r>
+        <w:rPr>
+          <w:rFonts w:ascii="Consolas" w:eastAsia="Consolas" w:hAnsi="Consolas" w:cs="Consolas"/>
+          <w:color w:val="383A42"/>
+          <w:shd w:val="clear" w:color="auto" w:fill="FAFAFA"/>
+        </w:rPr>
+        <w:t xml:space="preserve"> </w:t>
+      </w:r>
+      <w:proofErr w:type="spellStart"/>
+      <w:r>
+        <w:rPr>
+          <w:rFonts w:ascii="Consolas" w:eastAsia="Consolas" w:hAnsi="Consolas" w:cs="Consolas"/>
+          <w:color w:val="000000" w:themeColor="text1"/>
+          <w:shd w:val="clear" w:color="auto" w:fill="FAFAFA"/>
+        </w:rPr>
+        <w:t>light</w:t>
+      </w:r>
+      <w:proofErr w:type="spellEnd"/>
+      <w:r>
+        <w:rPr>
+          <w:rFonts w:ascii="Consolas" w:eastAsia="Consolas" w:hAnsi="Consolas" w:cs="Consolas"/>
+          <w:color w:val="000000" w:themeColor="text1"/>
+          <w:shd w:val="clear" w:color="auto" w:fill="FAFAFA"/>
+        </w:rPr>
+        <w:t xml:space="preserve"> &lt; </w:t>
+      </w:r>
+      <w:r>
+        <w:rPr>
+          <w:rFonts w:ascii="Consolas" w:eastAsia="Consolas" w:hAnsi="Consolas" w:cs="Consolas"/>
+          <w:color w:val="986801"/>
+          <w:shd w:val="clear" w:color="auto" w:fill="FAFAFA"/>
+          <w:lang w:val="ru-RU"/>
+        </w:rPr>
+        <w:t>106</w:t>
+      </w:r>
+      <w:r>
+        <w:rPr>
+          <w:lang w:val="ru-RU"/>
+        </w:rPr>
+        <w:t>.</w:t>
+      </w:r>
+    </w:p>
+    <w:p>
+      <w:pPr>
+        <w:jc w:val="both"/>
+        <w:rPr>
+          <w:lang w:val="uk-UA"/>
+        </w:rPr>
+      </w:pPr>
+      <w:r>
+        <w:rPr>
+          <w:lang w:val="uk-UA"/>
+        </w:rPr>
+        <w:t>Тепер світлодіод буде вмикатись та вимикатись залежно від значення датчика:</w:t>
+      </w:r>
+    </w:p>
+    <w:p>
+      <w:pPr>
+        <w:jc w:val="both"/>
+        <w:rPr>
+          <w:lang w:val="en-US"/>
+        </w:rPr>
+      </w:pPr>
+      <w:r>
+        <w:rPr>
+          <w:lang w:val="en-US"/>
+        </w:rPr>
+        <w:lastRenderedPageBreak/>
+        <w:drawing>
+          <wp:inline distT="0" distB="0" distL="0" distR="0" wp14:anchorId="4245FF07" wp14:editId="205A48E4">
+            <wp:extent cx="2235919" cy="4698124"/>
+            <wp:effectExtent l="0" t="0" r="0" b="7620"/>
+            <wp:docPr id="660658554" name="Picture 1" descr="A screenshot of a computer&#10;&#10;AI-generated content may be incorrect."/>
+            <wp:cNvGraphicFramePr>
+              <a:graphicFrameLocks xmlns:a="http://schemas.openxmlformats.org/drawingml/2006/main" noChangeAspect="1"/>
+            </wp:cNvGraphicFramePr>
+            <a:graphic xmlns:a="http://schemas.openxmlformats.org/drawingml/2006/main">
+              <a:graphicData uri="http://schemas.openxmlformats.org/drawingml/2006/picture">
+                <pic:pic xmlns:pic="http://schemas.openxmlformats.org/drawingml/2006/picture">
+                  <pic:nvPicPr>
+                    <pic:cNvPr id="660658554" name="Picture 1" descr="A screenshot of a computer&#10;&#10;AI-generated content may be incorrect."/>
+                    <pic:cNvPicPr/>
+                  </pic:nvPicPr>
+                  <pic:blipFill>
+                    <a:blip r:embed="rId9"/>
+                    <a:stretch>
+                      <a:fillRect/>
+                    </a:stretch>
+                  </pic:blipFill>
+                  <pic:spPr>
+                    <a:xfrm>
+                      <a:off x="0" y="0"/>
+                      <a:ext cx="2248375" cy="4724297"/>
+                    </a:xfrm>
+                    <a:prstGeom prst="rect">
+                      <a:avLst/>
+                    </a:prstGeom>
+                  </pic:spPr>
+                </pic:pic>
+              </a:graphicData>
+            </a:graphic>
+          </wp:inline>
+        </w:drawing>
+      </w:r>
+      <w:r>
+        <w:rPr>
+          <w:noProof/>
+        </w:rPr>
+        <w:t xml:space="preserve"> </w:t>
+      </w:r>
+      <w:r>
+        <w:rPr>
+          <w:lang w:val="en-US"/>
+        </w:rPr>
+        <w:drawing>
+          <wp:inline distT="0" distB="0" distL="0" distR="0" wp14:anchorId="71269D8B" wp14:editId="37BD56EF">
+            <wp:extent cx="2267607" cy="4715096"/>
+            <wp:effectExtent l="0" t="0" r="0" b="9525"/>
+            <wp:docPr id="2008188381" name="Picture 1" descr="A screenshot of a computer&#10;&#10;AI-generated content may be incorrect."/>
+            <wp:cNvGraphicFramePr>
+              <a:graphicFrameLocks xmlns:a="http://schemas.openxmlformats.org/drawingml/2006/main" noChangeAspect="1"/>
+            </wp:cNvGraphicFramePr>
+            <a:graphic xmlns:a="http://schemas.openxmlformats.org/drawingml/2006/main">
+              <a:graphicData uri="http://schemas.openxmlformats.org/drawingml/2006/picture">
+                <pic:pic xmlns:pic="http://schemas.openxmlformats.org/drawingml/2006/picture">
+                  <pic:nvPicPr>
+                    <pic:cNvPr id="2008188381" name="Picture 1" descr="A screenshot of a computer&#10;&#10;AI-generated content may be incorrect."/>
+                    <pic:cNvPicPr/>
+                  </pic:nvPicPr>
+                  <pic:blipFill>
+                    <a:blip r:embed="rId10"/>
+                    <a:stretch>
+                      <a:fillRect/>
+                    </a:stretch>
+                  </pic:blipFill>
+                  <pic:spPr>
+                    <a:xfrm>
+                      <a:off x="0" y="0"/>
+                      <a:ext cx="2279332" cy="4739477"/>
+                    </a:xfrm>
+                    <a:prstGeom prst="rect">
+                      <a:avLst/>
+                    </a:prstGeom>
+                  </pic:spPr>
+                </pic:pic>
+              </a:graphicData>
+            </a:graphic>
+          </wp:inline>
+        </w:drawing>
+      </w:r>
+    </w:p>
+    <w:p>
+      <w:pPr>
         <w:ind w:firstLine="567"/>
         <w:jc w:val="both"/>
         <w:rPr>
-          <w:lang w:val="en-US"/>
+          <w:lang w:val="ru-RU"/>
         </w:rPr>
       </w:pPr>
     </w:p>
@@ -987,7 +1358,7 @@
       <w:r>
         <w:t xml:space="preserve">Репозиторій з виконанням можна переглянути за: </w:t>
       </w:r>
-      <w:hyperlink r:id="rId9">
+      <w:hyperlink r:id="rId11">
         <w:r>
           <w:rPr>
             <w:color w:val="1155CC"/>
@@ -1001,7 +1372,7 @@
       </w:r>
     </w:p>
     <w:sectPr>
-      <w:footerReference w:type="first" r:id="rId10"/>
+      <w:footerReference w:type="first" r:id="rId12"/>
       <w:pgSz w:w="11906" w:h="16838"/>
       <w:pgMar w:top="851" w:right="851" w:bottom="851" w:left="1134" w:header="709" w:footer="709" w:gutter="0"/>
       <w:pgNumType w:start="3"/>
